--- a/docs/wip/The_Shock_Wave_Effect.docx
+++ b/docs/wip/The_Shock_Wave_Effect.docx
@@ -37,7 +37,7 @@
             </w:pPr>
             <w:r>
               <w:rPr>
-                <w:rFonts w:ascii="DM Mono" w:cs="DM Mono" w:eastAsia="DM Mono" w:hAnsi="DM Mono"/>
+                <w:rFonts w:ascii="Consolas" w:cs="Consolas" w:eastAsia="Consolas" w:hAnsi="Consolas"/>
                 <w:b w:val="false"/>
                 <w:bCs w:val="false"/>
                 <w:i w:val="false"/>
@@ -56,7 +56,7 @@
             </w:pPr>
             <w:r>
               <w:rPr>
-                <w:rFonts w:ascii="Playfair Display" w:cs="Playfair Display" w:eastAsia="Playfair Display" w:hAnsi="Playfair Display"/>
+                <w:rFonts w:ascii="Georgia" w:cs="Georgia" w:eastAsia="Georgia" w:hAnsi="Georgia"/>
                 <w:b/>
                 <w:bCs/>
                 <w:i w:val="false"/>
@@ -75,7 +75,7 @@
             </w:pPr>
             <w:r>
               <w:rPr>
-                <w:rFonts w:ascii="DM Sans" w:cs="DM Sans" w:eastAsia="DM Sans" w:hAnsi="DM Sans"/>
+                <w:rFonts w:ascii="Segoe UI" w:cs="Segoe UI" w:eastAsia="Segoe UI" w:hAnsi="Segoe UI"/>
                 <w:b w:val="false"/>
                 <w:bCs w:val="false"/>
                 <w:i/>
@@ -134,7 +134,7 @@
             </w:pPr>
             <w:r>
               <w:rPr>
-                <w:rFonts w:ascii="DM Sans" w:cs="DM Sans" w:eastAsia="DM Sans" w:hAnsi="DM Sans"/>
+                <w:rFonts w:ascii="Segoe UI" w:cs="Segoe UI" w:eastAsia="Segoe UI" w:hAnsi="Segoe UI"/>
                 <w:b w:val="false"/>
                 <w:bCs w:val="false"/>
                 <w:i/>
@@ -160,7 +160,7 @@
       </w:pPr>
       <w:r>
         <w:rPr>
-          <w:rFonts w:ascii="Playfair Display" w:cs="Playfair Display" w:eastAsia="Playfair Display" w:hAnsi="Playfair Display"/>
+          <w:rFonts w:ascii="Georgia" w:cs="Georgia" w:eastAsia="Georgia" w:hAnsi="Georgia"/>
           <w:b/>
           <w:bCs/>
           <w:i w:val="false"/>
@@ -178,7 +178,7 @@
       </w:pPr>
       <w:r>
         <w:rPr>
-          <w:rFonts w:ascii="DM Sans" w:cs="DM Sans" w:eastAsia="DM Sans" w:hAnsi="DM Sans"/>
+          <w:rFonts w:ascii="Segoe UI" w:cs="Segoe UI" w:eastAsia="Segoe UI" w:hAnsi="Segoe UI"/>
           <w:b w:val="false"/>
           <w:bCs w:val="false"/>
           <w:i w:val="false"/>
@@ -229,7 +229,7 @@
             </w:pPr>
             <w:r>
               <w:rPr>
-                <w:rFonts w:ascii="Playfair Display" w:cs="Playfair Display" w:eastAsia="Playfair Display" w:hAnsi="Playfair Display"/>
+                <w:rFonts w:ascii="Georgia" w:cs="Georgia" w:eastAsia="Georgia" w:hAnsi="Georgia"/>
                 <w:b w:val="false"/>
                 <w:bCs w:val="false"/>
                 <w:i/>
@@ -250,7 +250,7 @@
       </w:pPr>
       <w:r>
         <w:rPr>
-          <w:rFonts w:ascii="DM Sans" w:cs="DM Sans" w:eastAsia="DM Sans" w:hAnsi="DM Sans"/>
+          <w:rFonts w:ascii="Segoe UI" w:cs="Segoe UI" w:eastAsia="Segoe UI" w:hAnsi="Segoe UI"/>
           <w:b w:val="false"/>
           <w:bCs w:val="false"/>
           <w:i w:val="false"/>
@@ -268,7 +268,7 @@
       </w:pPr>
       <w:r>
         <w:rPr>
-          <w:rFonts w:ascii="Playfair Display" w:cs="Playfair Display" w:eastAsia="Playfair Display" w:hAnsi="Playfair Display"/>
+          <w:rFonts w:ascii="Georgia" w:cs="Georgia" w:eastAsia="Georgia" w:hAnsi="Georgia"/>
           <w:b/>
           <w:bCs/>
           <w:i w:val="false"/>
@@ -318,7 +318,7 @@
             </w:pPr>
             <w:r>
               <w:rPr>
-                <w:rFonts w:ascii="DM Sans" w:cs="DM Sans" w:eastAsia="DM Sans" w:hAnsi="DM Sans"/>
+                <w:rFonts w:ascii="Segoe UI" w:cs="Segoe UI" w:eastAsia="Segoe UI" w:hAnsi="Segoe UI"/>
                 <w:b/>
                 <w:bCs/>
                 <w:i w:val="false"/>
@@ -348,7 +348,7 @@
             </w:pPr>
             <w:r>
               <w:rPr>
-                <w:rFonts w:ascii="DM Sans" w:cs="DM Sans" w:eastAsia="DM Sans" w:hAnsi="DM Sans"/>
+                <w:rFonts w:ascii="Segoe UI" w:cs="Segoe UI" w:eastAsia="Segoe UI" w:hAnsi="Segoe UI"/>
                 <w:b/>
                 <w:bCs/>
                 <w:i w:val="false"/>
@@ -378,7 +378,7 @@
             </w:pPr>
             <w:r>
               <w:rPr>
-                <w:rFonts w:ascii="DM Sans" w:cs="DM Sans" w:eastAsia="DM Sans" w:hAnsi="DM Sans"/>
+                <w:rFonts w:ascii="Segoe UI" w:cs="Segoe UI" w:eastAsia="Segoe UI" w:hAnsi="Segoe UI"/>
                 <w:b/>
                 <w:bCs/>
                 <w:i w:val="false"/>
@@ -410,7 +410,7 @@
             </w:pPr>
             <w:r>
               <w:rPr>
-                <w:rFonts w:ascii="DM Sans" w:cs="DM Sans" w:eastAsia="DM Sans" w:hAnsi="DM Sans"/>
+                <w:rFonts w:ascii="Segoe UI" w:cs="Segoe UI" w:eastAsia="Segoe UI" w:hAnsi="Segoe UI"/>
                 <w:b/>
                 <w:bCs/>
                 <w:i w:val="false"/>
@@ -440,7 +440,7 @@
             </w:pPr>
             <w:r>
               <w:rPr>
-                <w:rFonts w:ascii="DM Sans" w:cs="DM Sans" w:eastAsia="DM Sans" w:hAnsi="DM Sans"/>
+                <w:rFonts w:ascii="Segoe UI" w:cs="Segoe UI" w:eastAsia="Segoe UI" w:hAnsi="Segoe UI"/>
                 <w:b w:val="false"/>
                 <w:bCs w:val="false"/>
                 <w:i w:val="false"/>
@@ -470,7 +470,7 @@
             </w:pPr>
             <w:r>
               <w:rPr>
-                <w:rFonts w:ascii="DM Sans" w:cs="DM Sans" w:eastAsia="DM Sans" w:hAnsi="DM Sans"/>
+                <w:rFonts w:ascii="Segoe UI" w:cs="Segoe UI" w:eastAsia="Segoe UI" w:hAnsi="Segoe UI"/>
                 <w:b w:val="false"/>
                 <w:bCs w:val="false"/>
                 <w:i w:val="false"/>
@@ -502,7 +502,7 @@
             </w:pPr>
             <w:r>
               <w:rPr>
-                <w:rFonts w:ascii="DM Sans" w:cs="DM Sans" w:eastAsia="DM Sans" w:hAnsi="DM Sans"/>
+                <w:rFonts w:ascii="Segoe UI" w:cs="Segoe UI" w:eastAsia="Segoe UI" w:hAnsi="Segoe UI"/>
                 <w:b/>
                 <w:bCs/>
                 <w:i w:val="false"/>
@@ -532,7 +532,7 @@
             </w:pPr>
             <w:r>
               <w:rPr>
-                <w:rFonts w:ascii="DM Sans" w:cs="DM Sans" w:eastAsia="DM Sans" w:hAnsi="DM Sans"/>
+                <w:rFonts w:ascii="Segoe UI" w:cs="Segoe UI" w:eastAsia="Segoe UI" w:hAnsi="Segoe UI"/>
                 <w:b w:val="false"/>
                 <w:bCs w:val="false"/>
                 <w:i w:val="false"/>
@@ -562,7 +562,7 @@
             </w:pPr>
             <w:r>
               <w:rPr>
-                <w:rFonts w:ascii="DM Sans" w:cs="DM Sans" w:eastAsia="DM Sans" w:hAnsi="DM Sans"/>
+                <w:rFonts w:ascii="Segoe UI" w:cs="Segoe UI" w:eastAsia="Segoe UI" w:hAnsi="Segoe UI"/>
                 <w:b w:val="false"/>
                 <w:bCs w:val="false"/>
                 <w:i w:val="false"/>
@@ -594,7 +594,7 @@
             </w:pPr>
             <w:r>
               <w:rPr>
-                <w:rFonts w:ascii="DM Sans" w:cs="DM Sans" w:eastAsia="DM Sans" w:hAnsi="DM Sans"/>
+                <w:rFonts w:ascii="Segoe UI" w:cs="Segoe UI" w:eastAsia="Segoe UI" w:hAnsi="Segoe UI"/>
                 <w:b/>
                 <w:bCs/>
                 <w:i w:val="false"/>
@@ -624,7 +624,7 @@
             </w:pPr>
             <w:r>
               <w:rPr>
-                <w:rFonts w:ascii="DM Sans" w:cs="DM Sans" w:eastAsia="DM Sans" w:hAnsi="DM Sans"/>
+                <w:rFonts w:ascii="Segoe UI" w:cs="Segoe UI" w:eastAsia="Segoe UI" w:hAnsi="Segoe UI"/>
                 <w:b w:val="false"/>
                 <w:bCs w:val="false"/>
                 <w:i w:val="false"/>
@@ -654,7 +654,7 @@
             </w:pPr>
             <w:r>
               <w:rPr>
-                <w:rFonts w:ascii="DM Sans" w:cs="DM Sans" w:eastAsia="DM Sans" w:hAnsi="DM Sans"/>
+                <w:rFonts w:ascii="Segoe UI" w:cs="Segoe UI" w:eastAsia="Segoe UI" w:hAnsi="Segoe UI"/>
                 <w:b w:val="false"/>
                 <w:bCs w:val="false"/>
                 <w:i w:val="false"/>
@@ -686,7 +686,7 @@
             </w:pPr>
             <w:r>
               <w:rPr>
-                <w:rFonts w:ascii="DM Sans" w:cs="DM Sans" w:eastAsia="DM Sans" w:hAnsi="DM Sans"/>
+                <w:rFonts w:ascii="Segoe UI" w:cs="Segoe UI" w:eastAsia="Segoe UI" w:hAnsi="Segoe UI"/>
                 <w:b/>
                 <w:bCs/>
                 <w:i w:val="false"/>
@@ -716,7 +716,7 @@
             </w:pPr>
             <w:r>
               <w:rPr>
-                <w:rFonts w:ascii="DM Sans" w:cs="DM Sans" w:eastAsia="DM Sans" w:hAnsi="DM Sans"/>
+                <w:rFonts w:ascii="Segoe UI" w:cs="Segoe UI" w:eastAsia="Segoe UI" w:hAnsi="Segoe UI"/>
                 <w:b w:val="false"/>
                 <w:bCs w:val="false"/>
                 <w:i w:val="false"/>
@@ -746,7 +746,7 @@
             </w:pPr>
             <w:r>
               <w:rPr>
-                <w:rFonts w:ascii="DM Sans" w:cs="DM Sans" w:eastAsia="DM Sans" w:hAnsi="DM Sans"/>
+                <w:rFonts w:ascii="Segoe UI" w:cs="Segoe UI" w:eastAsia="Segoe UI" w:hAnsi="Segoe UI"/>
                 <w:b w:val="false"/>
                 <w:bCs w:val="false"/>
                 <w:i w:val="false"/>
@@ -778,7 +778,7 @@
             </w:pPr>
             <w:r>
               <w:rPr>
-                <w:rFonts w:ascii="DM Sans" w:cs="DM Sans" w:eastAsia="DM Sans" w:hAnsi="DM Sans"/>
+                <w:rFonts w:ascii="Segoe UI" w:cs="Segoe UI" w:eastAsia="Segoe UI" w:hAnsi="Segoe UI"/>
                 <w:b/>
                 <w:bCs/>
                 <w:i w:val="false"/>
@@ -808,7 +808,7 @@
             </w:pPr>
             <w:r>
               <w:rPr>
-                <w:rFonts w:ascii="DM Sans" w:cs="DM Sans" w:eastAsia="DM Sans" w:hAnsi="DM Sans"/>
+                <w:rFonts w:ascii="Segoe UI" w:cs="Segoe UI" w:eastAsia="Segoe UI" w:hAnsi="Segoe UI"/>
                 <w:b w:val="false"/>
                 <w:bCs w:val="false"/>
                 <w:i w:val="false"/>
@@ -838,7 +838,7 @@
             </w:pPr>
             <w:r>
               <w:rPr>
-                <w:rFonts w:ascii="DM Sans" w:cs="DM Sans" w:eastAsia="DM Sans" w:hAnsi="DM Sans"/>
+                <w:rFonts w:ascii="Segoe UI" w:cs="Segoe UI" w:eastAsia="Segoe UI" w:hAnsi="Segoe UI"/>
                 <w:b w:val="false"/>
                 <w:bCs w:val="false"/>
                 <w:i w:val="false"/>
@@ -897,7 +897,7 @@
             </w:pPr>
             <w:r>
               <w:rPr>
-                <w:rFonts w:ascii="DM Sans" w:cs="DM Sans" w:eastAsia="DM Sans" w:hAnsi="DM Sans"/>
+                <w:rFonts w:ascii="Segoe UI" w:cs="Segoe UI" w:eastAsia="Segoe UI" w:hAnsi="Segoe UI"/>
                 <w:b/>
                 <w:bCs/>
                 <w:i w:val="false"/>
@@ -910,7 +910,7 @@
             </w:r>
             <w:r>
               <w:rPr>
-                <w:rFonts w:ascii="DM Sans" w:cs="DM Sans" w:eastAsia="DM Sans" w:hAnsi="DM Sans"/>
+                <w:rFonts w:ascii="Segoe UI" w:cs="Segoe UI" w:eastAsia="Segoe UI" w:hAnsi="Segoe UI"/>
                 <w:b w:val="false"/>
                 <w:bCs w:val="false"/>
                 <w:i w:val="false"/>
@@ -936,7 +936,7 @@
       </w:pPr>
       <w:r>
         <w:rPr>
-          <w:rFonts w:ascii="DM Sans" w:cs="DM Sans" w:eastAsia="DM Sans" w:hAnsi="DM Sans"/>
+          <w:rFonts w:ascii="Segoe UI" w:cs="Segoe UI" w:eastAsia="Segoe UI" w:hAnsi="Segoe UI"/>
           <w:b w:val="false"/>
           <w:bCs w:val="false"/>
           <w:i w:val="false"/>
@@ -954,7 +954,7 @@
       </w:pPr>
       <w:r>
         <w:rPr>
-          <w:rFonts w:ascii="Playfair Display" w:cs="Playfair Display" w:eastAsia="Playfair Display" w:hAnsi="Playfair Display"/>
+          <w:rFonts w:ascii="Georgia" w:cs="Georgia" w:eastAsia="Georgia" w:hAnsi="Georgia"/>
           <w:b/>
           <w:bCs/>
           <w:i w:val="false"/>
@@ -972,7 +972,7 @@
       </w:pPr>
       <w:r>
         <w:rPr>
-          <w:rFonts w:ascii="DM Sans" w:cs="DM Sans" w:eastAsia="DM Sans" w:hAnsi="DM Sans"/>
+          <w:rFonts w:ascii="Segoe UI" w:cs="Segoe UI" w:eastAsia="Segoe UI" w:hAnsi="Segoe UI"/>
           <w:b w:val="false"/>
           <w:bCs w:val="false"/>
           <w:i w:val="false"/>
@@ -990,7 +990,7 @@
       </w:pPr>
       <w:r>
         <w:rPr>
-          <w:rFonts w:ascii="DM Sans" w:cs="DM Sans" w:eastAsia="DM Sans" w:hAnsi="DM Sans"/>
+          <w:rFonts w:ascii="Segoe UI" w:cs="Segoe UI" w:eastAsia="Segoe UI" w:hAnsi="Segoe UI"/>
           <w:b w:val="false"/>
           <w:bCs w:val="false"/>
           <w:i w:val="false"/>
@@ -1008,7 +1008,7 @@
       </w:pPr>
       <w:r>
         <w:rPr>
-          <w:rFonts w:ascii="Playfair Display" w:cs="Playfair Display" w:eastAsia="Playfair Display" w:hAnsi="Playfair Display"/>
+          <w:rFonts w:ascii="Georgia" w:cs="Georgia" w:eastAsia="Georgia" w:hAnsi="Georgia"/>
           <w:b/>
           <w:bCs/>
           <w:i w:val="false"/>
@@ -1026,7 +1026,7 @@
       </w:pPr>
       <w:r>
         <w:rPr>
-          <w:rFonts w:ascii="DM Sans" w:cs="DM Sans" w:eastAsia="DM Sans" w:hAnsi="DM Sans"/>
+          <w:rFonts w:ascii="Segoe UI" w:cs="Segoe UI" w:eastAsia="Segoe UI" w:hAnsi="Segoe UI"/>
           <w:b w:val="false"/>
           <w:bCs w:val="false"/>
           <w:i w:val="false"/>
@@ -1044,7 +1044,7 @@
       </w:pPr>
       <w:r>
         <w:rPr>
-          <w:rFonts w:ascii="DM Sans" w:cs="DM Sans" w:eastAsia="DM Sans" w:hAnsi="DM Sans"/>
+          <w:rFonts w:ascii="Segoe UI" w:cs="Segoe UI" w:eastAsia="Segoe UI" w:hAnsi="Segoe UI"/>
           <w:b w:val="false"/>
           <w:bCs w:val="false"/>
           <w:i w:val="false"/>
@@ -1062,7 +1062,7 @@
       </w:pPr>
       <w:r>
         <w:rPr>
-          <w:rFonts w:ascii="Playfair Display" w:cs="Playfair Display" w:eastAsia="Playfair Display" w:hAnsi="Playfair Display"/>
+          <w:rFonts w:ascii="Georgia" w:cs="Georgia" w:eastAsia="Georgia" w:hAnsi="Georgia"/>
           <w:b/>
           <w:bCs/>
           <w:i w:val="false"/>
@@ -1080,7 +1080,7 @@
       </w:pPr>
       <w:r>
         <w:rPr>
-          <w:rFonts w:ascii="DM Sans" w:cs="DM Sans" w:eastAsia="DM Sans" w:hAnsi="DM Sans"/>
+          <w:rFonts w:ascii="Segoe UI" w:cs="Segoe UI" w:eastAsia="Segoe UI" w:hAnsi="Segoe UI"/>
           <w:b w:val="false"/>
           <w:bCs w:val="false"/>
           <w:i w:val="false"/>
@@ -1098,7 +1098,7 @@
       </w:pPr>
       <w:r>
         <w:rPr>
-          <w:rFonts w:ascii="Playfair Display" w:cs="Playfair Display" w:eastAsia="Playfair Display" w:hAnsi="Playfair Display"/>
+          <w:rFonts w:ascii="Georgia" w:cs="Georgia" w:eastAsia="Georgia" w:hAnsi="Georgia"/>
           <w:b/>
           <w:bCs/>
           <w:i w:val="false"/>
@@ -1116,7 +1116,7 @@
       </w:pPr>
       <w:r>
         <w:rPr>
-          <w:rFonts w:ascii="DM Sans" w:cs="DM Sans" w:eastAsia="DM Sans" w:hAnsi="DM Sans"/>
+          <w:rFonts w:ascii="Segoe UI" w:cs="Segoe UI" w:eastAsia="Segoe UI" w:hAnsi="Segoe UI"/>
           <w:b/>
           <w:bCs/>
           <w:i w:val="false"/>
@@ -1129,7 +1129,7 @@
       </w:r>
       <w:r>
         <w:rPr>
-          <w:rFonts w:ascii="DM Sans" w:cs="DM Sans" w:eastAsia="DM Sans" w:hAnsi="DM Sans"/>
+          <w:rFonts w:ascii="Segoe UI" w:cs="Segoe UI" w:eastAsia="Segoe UI" w:hAnsi="Segoe UI"/>
           <w:b w:val="false"/>
           <w:bCs w:val="false"/>
           <w:i w:val="false"/>
@@ -1147,7 +1147,7 @@
       </w:pPr>
       <w:r>
         <w:rPr>
-          <w:rFonts w:ascii="DM Sans" w:cs="DM Sans" w:eastAsia="DM Sans" w:hAnsi="DM Sans"/>
+          <w:rFonts w:ascii="Segoe UI" w:cs="Segoe UI" w:eastAsia="Segoe UI" w:hAnsi="Segoe UI"/>
           <w:b/>
           <w:bCs/>
           <w:i w:val="false"/>
@@ -1160,7 +1160,7 @@
       </w:r>
       <w:r>
         <w:rPr>
-          <w:rFonts w:ascii="DM Sans" w:cs="DM Sans" w:eastAsia="DM Sans" w:hAnsi="DM Sans"/>
+          <w:rFonts w:ascii="Segoe UI" w:cs="Segoe UI" w:eastAsia="Segoe UI" w:hAnsi="Segoe UI"/>
           <w:b w:val="false"/>
           <w:bCs w:val="false"/>
           <w:i w:val="false"/>
@@ -1178,7 +1178,7 @@
       </w:pPr>
       <w:r>
         <w:rPr>
-          <w:rFonts w:ascii="DM Sans" w:cs="DM Sans" w:eastAsia="DM Sans" w:hAnsi="DM Sans"/>
+          <w:rFonts w:ascii="Segoe UI" w:cs="Segoe UI" w:eastAsia="Segoe UI" w:hAnsi="Segoe UI"/>
           <w:b/>
           <w:bCs/>
           <w:i w:val="false"/>
@@ -1191,7 +1191,7 @@
       </w:r>
       <w:r>
         <w:rPr>
-          <w:rFonts w:ascii="DM Sans" w:cs="DM Sans" w:eastAsia="DM Sans" w:hAnsi="DM Sans"/>
+          <w:rFonts w:ascii="Segoe UI" w:cs="Segoe UI" w:eastAsia="Segoe UI" w:hAnsi="Segoe UI"/>
           <w:b w:val="false"/>
           <w:bCs w:val="false"/>
           <w:i w:val="false"/>
@@ -1266,7 +1266,7 @@
     </w:pPr>
     <w:r>
       <w:rPr>
-        <w:rFonts w:ascii="DM Sans" w:cs="DM Sans" w:eastAsia="DM Sans" w:hAnsi="DM Sans"/>
+        <w:rFonts w:ascii="Segoe UI" w:cs="Segoe UI" w:eastAsia="Segoe UI" w:hAnsi="Segoe UI"/>
         <w:b w:val="false"/>
         <w:bCs w:val="false"/>
         <w:i w:val="false"/>
@@ -1418,7 +1418,7 @@
   <w:docDefaults>
     <w:rPrDefault>
       <w:rPr>
-        <w:rFonts w:ascii="DM Sans" w:cs="DM Sans" w:eastAsia="DM Sans" w:hAnsi="DM Sans"/>
+        <w:rFonts w:ascii="Segoe UI" w:cs="Segoe UI" w:eastAsia="Segoe UI" w:hAnsi="Segoe UI"/>
         <w:color w:val="444444"/>
         <w:sz w:val="19"/>
         <w:szCs w:val="19"/>

--- a/docs/wip/The_Shock_Wave_Effect.docx
+++ b/docs/wip/The_Shock_Wave_Effect.docx
@@ -311,6 +311,7 @@
               <w:bottom w:type="dxa" w:w="90"/>
               <w:right w:type="dxa" w:w="120"/>
             </w:tcMar>
+            <w:vAlign w:val="bottom"/>
           </w:tcPr>
           <w:p>
             <w:pPr>
@@ -341,6 +342,7 @@
               <w:bottom w:type="dxa" w:w="90"/>
               <w:right w:type="dxa" w:w="120"/>
             </w:tcMar>
+            <w:vAlign w:val="bottom"/>
           </w:tcPr>
           <w:p>
             <w:pPr>
@@ -371,6 +373,7 @@
               <w:bottom w:type="dxa" w:w="90"/>
               <w:right w:type="dxa" w:w="120"/>
             </w:tcMar>
+            <w:vAlign w:val="bottom"/>
           </w:tcPr>
           <w:p>
             <w:pPr>

--- a/docs/wip/The_Shock_Wave_Effect.docx
+++ b/docs/wip/The_Shock_Wave_Effect.docx
@@ -244,6 +244,11 @@
         </w:tc>
       </w:tr>
     </w:tbl>
+    <w:p>
+      <w:pPr>
+        <w:spacing w:after="160"/>
+      </w:pPr>
+    </w:p>
     <w:p>
       <w:pPr>
         <w:spacing w:after="150" w:before="0"/>
